--- a/hw/CC5.docx
+++ b/hw/CC5.docx
@@ -1,6 +1,6 @@
 
 <file path=word/document.xml><?xml version="1.0" encoding="utf-8"?>
-<w:document xmlns:wpc="http://schemas.microsoft.com/office/word/2010/wordprocessingCanvas" xmlns:cx="http://schemas.microsoft.com/office/drawing/2014/chartex" xmlns:cx1="http://schemas.microsoft.com/office/drawing/2015/9/8/chartex" xmlns:cx2="http://schemas.microsoft.com/office/drawing/2015/10/21/chartex" xmlns:cx3="http://schemas.microsoft.com/office/drawing/2016/5/9/chartex" xmlns:cx4="http://schemas.microsoft.com/office/drawing/2016/5/10/chartex" xmlns:cx5="http://schemas.microsoft.com/office/drawing/2016/5/11/chartex" xmlns:cx6="http://schemas.microsoft.com/office/drawing/2016/5/12/chartex" xmlns:cx7="http://schemas.microsoft.com/office/drawing/2016/5/13/chartex" xmlns:cx8="http://schemas.microsoft.com/office/drawing/2016/5/14/chartex" xmlns:mc="http://schemas.openxmlformats.org/markup-compatibility/2006" xmlns:aink="http://schemas.microsoft.com/office/drawing/2016/ink" xmlns:am3d="http://schemas.microsoft.com/office/drawing/2017/model3d" xmlns:o="urn:schemas-microsoft-com:office:office" xmlns:r="http://schemas.openxmlformats.org/officeDocument/2006/relationships" xmlns:m="http://schemas.openxmlformats.org/officeDocument/2006/math" xmlns:v="urn:schemas-microsoft-com:vml" xmlns:wp14="http://schemas.microsoft.com/office/word/2010/wordprocessingDrawing" xmlns:wp="http://schemas.openxmlformats.org/drawingml/2006/wordprocessingDrawing" xmlns:w10="urn:schemas-microsoft-com:office:word" xmlns:w="http://schemas.openxmlformats.org/wordprocessingml/2006/main" xmlns:w14="http://schemas.microsoft.com/office/word/2010/wordml" xmlns:w15="http://schemas.microsoft.com/office/word/2012/wordml" xmlns:w16cex="http://schemas.microsoft.com/office/word/2018/wordml/cex" xmlns:w16cid="http://schemas.microsoft.com/office/word/2016/wordml/cid" xmlns:w16="http://schemas.microsoft.com/office/word/2018/wordml" xmlns:w16sdtdh="http://schemas.microsoft.com/office/word/2020/wordml/sdtdatahash" xmlns:w16se="http://schemas.microsoft.com/office/word/2015/wordml/symex" xmlns:wpg="http://schemas.microsoft.com/office/word/2010/wordprocessingGroup" xmlns:wpi="http://schemas.microsoft.com/office/word/2010/wordprocessingInk" xmlns:wne="http://schemas.microsoft.com/office/word/2006/wordml" xmlns:wps="http://schemas.microsoft.com/office/word/2010/wordprocessingShape" mc:Ignorable="w14 w15 w16se w16cid w16 w16cex w16sdtdh wp14">
+<w:document xmlns:wpc="http://schemas.microsoft.com/office/word/2010/wordprocessingCanvas" xmlns:cx="http://schemas.microsoft.com/office/drawing/2014/chartex" xmlns:cx1="http://schemas.microsoft.com/office/drawing/2015/9/8/chartex" xmlns:cx2="http://schemas.microsoft.com/office/drawing/2015/10/21/chartex" xmlns:cx3="http://schemas.microsoft.com/office/drawing/2016/5/9/chartex" xmlns:cx4="http://schemas.microsoft.com/office/drawing/2016/5/10/chartex" xmlns:cx5="http://schemas.microsoft.com/office/drawing/2016/5/11/chartex" xmlns:cx6="http://schemas.microsoft.com/office/drawing/2016/5/12/chartex" xmlns:cx7="http://schemas.microsoft.com/office/drawing/2016/5/13/chartex" xmlns:cx8="http://schemas.microsoft.com/office/drawing/2016/5/14/chartex" xmlns:mc="http://schemas.openxmlformats.org/markup-compatibility/2006" xmlns:aink="http://schemas.microsoft.com/office/drawing/2016/ink" xmlns:am3d="http://schemas.microsoft.com/office/drawing/2017/model3d" xmlns:o="urn:schemas-microsoft-com:office:office" xmlns:oel="http://schemas.microsoft.com/office/2019/extlst" xmlns:r="http://schemas.openxmlformats.org/officeDocument/2006/relationships" xmlns:m="http://schemas.openxmlformats.org/officeDocument/2006/math" xmlns:v="urn:schemas-microsoft-com:vml" xmlns:wp14="http://schemas.microsoft.com/office/word/2010/wordprocessingDrawing" xmlns:wp="http://schemas.openxmlformats.org/drawingml/2006/wordprocessingDrawing" xmlns:w10="urn:schemas-microsoft-com:office:word" xmlns:w="http://schemas.openxmlformats.org/wordprocessingml/2006/main" xmlns:w14="http://schemas.microsoft.com/office/word/2010/wordml" xmlns:w15="http://schemas.microsoft.com/office/word/2012/wordml" xmlns:w16cex="http://schemas.microsoft.com/office/word/2018/wordml/cex" xmlns:w16cid="http://schemas.microsoft.com/office/word/2016/wordml/cid" xmlns:w16="http://schemas.microsoft.com/office/word/2018/wordml" xmlns:w16sdtdh="http://schemas.microsoft.com/office/word/2020/wordml/sdtdatahash" xmlns:w16se="http://schemas.microsoft.com/office/word/2015/wordml/symex" xmlns:wpg="http://schemas.microsoft.com/office/word/2010/wordprocessingGroup" xmlns:wpi="http://schemas.microsoft.com/office/word/2010/wordprocessingInk" xmlns:wne="http://schemas.microsoft.com/office/word/2006/wordml" xmlns:wps="http://schemas.microsoft.com/office/word/2010/wordprocessingShape" mc:Ignorable="w14 w15 w16se w16cid w16 w16cex w16sdtdh wp14">
   <w:body>
     <w:p>
       <w:pPr>
@@ -97,112 +97,162 @@
           <w:sz w:val="22"/>
           <w:szCs w:val="22"/>
         </w:rPr>
-        <w:t xml:space="preserve">. Some Dickinson students have developed a new SQL database appliance called DsonDB. DsonDB uses B-trees for column indexes, with 64-bit pointers to disk blocks. The DsonDB appliance uses an array of disks that have blocks of size 8 KiB. </w:t>
-      </w:r>
-      <w:r>
-        <w:rPr>
-          <w:sz w:val="22"/>
-          <w:szCs w:val="22"/>
-        </w:rPr>
-        <w:t>The Math/CS club has used DsonDB to create a database of mathematical theorems. The table storing names and descriptions of the theorems is defined as follows.</w:t>
-      </w:r>
-    </w:p>
-    <w:p>
-      <w:pPr>
-        <w:rPr>
-          <w:sz w:val="22"/>
-          <w:szCs w:val="22"/>
-        </w:rPr>
-      </w:pPr>
-    </w:p>
-    <w:p>
-      <w:pPr>
-        <w:rPr>
-          <w:rStyle w:val="code"/>
-          <w:szCs w:val="22"/>
-        </w:rPr>
-      </w:pPr>
-      <w:r>
-        <w:rPr>
-          <w:rStyle w:val="code"/>
-          <w:szCs w:val="22"/>
-        </w:rPr>
-        <w:t>CREATE TABLE `theorem` (</w:t>
-      </w:r>
-    </w:p>
-    <w:p>
-      <w:pPr>
-        <w:rPr>
-          <w:rStyle w:val="code"/>
-          <w:szCs w:val="22"/>
-        </w:rPr>
-      </w:pPr>
-      <w:r>
-        <w:rPr>
-          <w:rStyle w:val="code"/>
-          <w:szCs w:val="22"/>
-        </w:rPr>
-        <w:t xml:space="preserve">  `id` int(11) NOT NULL AUTO_INCREMENT,</w:t>
-      </w:r>
-    </w:p>
-    <w:p>
-      <w:pPr>
-        <w:rPr>
-          <w:rStyle w:val="code"/>
-          <w:szCs w:val="22"/>
-        </w:rPr>
-      </w:pPr>
-      <w:r>
-        <w:rPr>
-          <w:rStyle w:val="code"/>
-          <w:szCs w:val="22"/>
-        </w:rPr>
-        <w:t xml:space="preserve">  `theorem_name` char(200) NOT NULL,</w:t>
-      </w:r>
-    </w:p>
-    <w:p>
-      <w:pPr>
-        <w:rPr>
-          <w:rStyle w:val="code"/>
-          <w:szCs w:val="22"/>
-        </w:rPr>
-      </w:pPr>
-      <w:r>
-        <w:rPr>
-          <w:rStyle w:val="code"/>
-          <w:szCs w:val="22"/>
-        </w:rPr>
-        <w:t xml:space="preserve">  `description` text DEFAULT NULL,</w:t>
-      </w:r>
-    </w:p>
-    <w:p>
-      <w:pPr>
-        <w:rPr>
-          <w:rStyle w:val="code"/>
-          <w:szCs w:val="22"/>
-        </w:rPr>
-      </w:pPr>
-      <w:r>
-        <w:rPr>
-          <w:rStyle w:val="code"/>
-          <w:szCs w:val="22"/>
-        </w:rPr>
-        <w:t xml:space="preserve">  PRIMARY KEY (`id`),</w:t>
-      </w:r>
-    </w:p>
-    <w:p>
-      <w:pPr>
-        <w:rPr>
-          <w:rStyle w:val="code"/>
-          <w:szCs w:val="22"/>
-        </w:rPr>
-      </w:pPr>
-      <w:r>
-        <w:rPr>
-          <w:rStyle w:val="code"/>
-          <w:szCs w:val="22"/>
-        </w:rPr>
-        <w:t xml:space="preserve">  UNIQUE KEY `theorem_name` (`theorem_name`)</w:t>
+        <w:t xml:space="preserve">. Some Dickinson students have developed a new SQL database appliance called </w:t>
+      </w:r>
+      <w:proofErr w:type="spellStart"/>
+      <w:r>
+        <w:rPr>
+          <w:sz w:val="22"/>
+          <w:szCs w:val="22"/>
+        </w:rPr>
+        <w:t>DsonDB</w:t>
+      </w:r>
+      <w:proofErr w:type="spellEnd"/>
+      <w:r>
+        <w:rPr>
+          <w:sz w:val="22"/>
+          <w:szCs w:val="22"/>
+        </w:rPr>
+        <w:t xml:space="preserve">. </w:t>
+      </w:r>
+      <w:proofErr w:type="spellStart"/>
+      <w:r>
+        <w:rPr>
+          <w:sz w:val="22"/>
+          <w:szCs w:val="22"/>
+        </w:rPr>
+        <w:t>DsonDB</w:t>
+      </w:r>
+      <w:proofErr w:type="spellEnd"/>
+      <w:r>
+        <w:rPr>
+          <w:sz w:val="22"/>
+          <w:szCs w:val="22"/>
+        </w:rPr>
+        <w:t xml:space="preserve"> uses B-trees for column indexes, with 64-bit pointers to disk blocks. The </w:t>
+      </w:r>
+      <w:proofErr w:type="spellStart"/>
+      <w:r>
+        <w:rPr>
+          <w:sz w:val="22"/>
+          <w:szCs w:val="22"/>
+        </w:rPr>
+        <w:t>DsonDB</w:t>
+      </w:r>
+      <w:proofErr w:type="spellEnd"/>
+      <w:r>
+        <w:rPr>
+          <w:sz w:val="22"/>
+          <w:szCs w:val="22"/>
+        </w:rPr>
+        <w:t xml:space="preserve"> appliance uses an array of disks that have blocks of size 8 KiB. </w:t>
+      </w:r>
+      <w:r>
+        <w:rPr>
+          <w:sz w:val="22"/>
+          <w:szCs w:val="22"/>
+        </w:rPr>
+        <w:t xml:space="preserve">The Math/CS club has used </w:t>
+      </w:r>
+      <w:proofErr w:type="spellStart"/>
+      <w:r>
+        <w:rPr>
+          <w:sz w:val="22"/>
+          <w:szCs w:val="22"/>
+        </w:rPr>
+        <w:t>DsonDB</w:t>
+      </w:r>
+      <w:proofErr w:type="spellEnd"/>
+      <w:r>
+        <w:rPr>
+          <w:sz w:val="22"/>
+          <w:szCs w:val="22"/>
+        </w:rPr>
+        <w:t xml:space="preserve"> to create a database of mathematical theorems. The table storing names and descriptions of the theorems is defined as follows.</w:t>
+      </w:r>
+    </w:p>
+    <w:p>
+      <w:pPr>
+        <w:rPr>
+          <w:sz w:val="22"/>
+          <w:szCs w:val="22"/>
+        </w:rPr>
+      </w:pPr>
+    </w:p>
+    <w:p>
+      <w:pPr>
+        <w:rPr>
+          <w:rStyle w:val="code"/>
+          <w:szCs w:val="22"/>
+        </w:rPr>
+      </w:pPr>
+      <w:r>
+        <w:rPr>
+          <w:rStyle w:val="code"/>
+          <w:szCs w:val="22"/>
+        </w:rPr>
+        <w:t>CREATE TABLE theorem (</w:t>
+      </w:r>
+    </w:p>
+    <w:p>
+      <w:pPr>
+        <w:rPr>
+          <w:rStyle w:val="code"/>
+          <w:szCs w:val="22"/>
+        </w:rPr>
+      </w:pPr>
+      <w:r>
+        <w:rPr>
+          <w:rStyle w:val="code"/>
+          <w:szCs w:val="22"/>
+        </w:rPr>
+        <w:t xml:space="preserve">  id SERIAL PRIMARY KEY,</w:t>
+      </w:r>
+    </w:p>
+    <w:p>
+      <w:pPr>
+        <w:rPr>
+          <w:rStyle w:val="code"/>
+          <w:szCs w:val="22"/>
+        </w:rPr>
+      </w:pPr>
+      <w:r>
+        <w:rPr>
+          <w:rStyle w:val="code"/>
+          <w:szCs w:val="22"/>
+        </w:rPr>
+        <w:t xml:space="preserve">  </w:t>
+      </w:r>
+      <w:proofErr w:type="spellStart"/>
+      <w:r>
+        <w:rPr>
+          <w:rStyle w:val="code"/>
+          <w:szCs w:val="22"/>
+        </w:rPr>
+        <w:t>theorem_name</w:t>
+      </w:r>
+      <w:proofErr w:type="spellEnd"/>
+      <w:r>
+        <w:rPr>
+          <w:rStyle w:val="code"/>
+          <w:szCs w:val="22"/>
+        </w:rPr>
+        <w:t xml:space="preserve"> CHAR(200) NOT NULL UNIQUE,</w:t>
+      </w:r>
+    </w:p>
+    <w:p>
+      <w:pPr>
+        <w:rPr>
+          <w:rStyle w:val="code"/>
+          <w:szCs w:val="22"/>
+        </w:rPr>
+      </w:pPr>
+      <w:r>
+        <w:rPr>
+          <w:rStyle w:val="code"/>
+          <w:szCs w:val="22"/>
+        </w:rPr>
+        <w:t xml:space="preserve">  description TEXT</w:t>
       </w:r>
     </w:p>
     <w:p>
@@ -247,8 +297,25 @@
           <w:sz w:val="22"/>
           <w:szCs w:val="22"/>
         </w:rPr>
-        <w:t xml:space="preserve">(10 points) What order of B-tree would be used by DsonDB for the </w:t>
-      </w:r>
+        <w:t xml:space="preserve">(10 points) What order of B-tree would be used by </w:t>
+      </w:r>
+      <w:proofErr w:type="spellStart"/>
+      <w:r>
+        <w:rPr>
+          <w:sz w:val="22"/>
+          <w:szCs w:val="22"/>
+        </w:rPr>
+        <w:t>DsonDB</w:t>
+      </w:r>
+      <w:proofErr w:type="spellEnd"/>
+      <w:r>
+        <w:rPr>
+          <w:sz w:val="22"/>
+          <w:szCs w:val="22"/>
+        </w:rPr>
+        <w:t xml:space="preserve"> for the </w:t>
+      </w:r>
+      <w:proofErr w:type="spellStart"/>
       <w:r>
         <w:rPr>
           <w:rStyle w:val="code"/>
@@ -256,6 +323,7 @@
         </w:rPr>
         <w:t>theorem_name</w:t>
       </w:r>
+      <w:proofErr w:type="spellEnd"/>
       <w:r>
         <w:rPr>
           <w:sz w:val="22"/>
@@ -555,7 +623,6 @@
           <w:sz w:val="22"/>
           <w:szCs w:val="22"/>
         </w:rPr>
-        <w:lastRenderedPageBreak/>
         <w:t xml:space="preserve">Qu </w:t>
       </w:r>
       <w:r>
@@ -811,7 +878,23 @@
           <w:sz w:val="22"/>
           <w:szCs w:val="22"/>
         </w:rPr>
-        <w:t xml:space="preserve">For the purposes of this question, imagine a database similar to the textbook's wine database, except that the number of products and suppliers is much larger. There are still only four product types (red, white, rose, sparkling), but there are </w:t>
+        <w:t xml:space="preserve">For the purposes of this question, imagine a database </w:t>
+      </w:r>
+      <w:proofErr w:type="gramStart"/>
+      <w:r>
+        <w:rPr>
+          <w:sz w:val="22"/>
+          <w:szCs w:val="22"/>
+        </w:rPr>
+        <w:t>similar to</w:t>
+      </w:r>
+      <w:proofErr w:type="gramEnd"/>
+      <w:r>
+        <w:rPr>
+          <w:sz w:val="22"/>
+          <w:szCs w:val="22"/>
+        </w:rPr>
+        <w:t xml:space="preserve"> the textbook's wine database, except that the number of products and suppliers is much larger. There are still only four product types (red, white, rose, sparkling), but there are </w:t>
       </w:r>
       <w:r>
         <w:rPr>
@@ -870,7 +953,39 @@
           <w:rStyle w:val="code"/>
           <w:szCs w:val="22"/>
         </w:rPr>
-        <w:t>SELECT * FROM `product` p WHERE p.AVAILABLE_QUANTITY=0 AND p.PRODTYPE='red'</w:t>
+        <w:t xml:space="preserve">SELECT * FROM product p WHERE </w:t>
+      </w:r>
+      <w:proofErr w:type="spellStart"/>
+      <w:r>
+        <w:rPr>
+          <w:rStyle w:val="code"/>
+          <w:szCs w:val="22"/>
+        </w:rPr>
+        <w:t>p.AVAILABLE_QUANTITY</w:t>
+      </w:r>
+      <w:proofErr w:type="spellEnd"/>
+      <w:r>
+        <w:rPr>
+          <w:rStyle w:val="code"/>
+          <w:szCs w:val="22"/>
+        </w:rPr>
+        <w:t xml:space="preserve">=0 AND </w:t>
+      </w:r>
+      <w:proofErr w:type="spellStart"/>
+      <w:r>
+        <w:rPr>
+          <w:rStyle w:val="code"/>
+          <w:szCs w:val="22"/>
+        </w:rPr>
+        <w:t>p.PRODTYPE</w:t>
+      </w:r>
+      <w:proofErr w:type="spellEnd"/>
+      <w:r>
+        <w:rPr>
+          <w:rStyle w:val="code"/>
+          <w:szCs w:val="22"/>
+        </w:rPr>
+        <w:t>='red'</w:t>
       </w:r>
     </w:p>
     <w:p>
@@ -1156,7 +1271,23 @@
           <w:sz w:val="22"/>
           <w:szCs w:val="22"/>
         </w:rPr>
-        <w:t xml:space="preserve"> As in the previous question, imagine a database similar to the textbook's wine database, except that the number of products and suppliers is much larger. Let </w:t>
+        <w:t xml:space="preserve"> As in the previous question, imagine a database </w:t>
+      </w:r>
+      <w:proofErr w:type="gramStart"/>
+      <w:r>
+        <w:rPr>
+          <w:sz w:val="22"/>
+          <w:szCs w:val="22"/>
+        </w:rPr>
+        <w:t>similar to</w:t>
+      </w:r>
+      <w:proofErr w:type="gramEnd"/>
+      <w:r>
+        <w:rPr>
+          <w:sz w:val="22"/>
+          <w:szCs w:val="22"/>
+        </w:rPr>
+        <w:t xml:space="preserve"> the textbook's wine database, except that the number of products and suppliers is much larger. Let </w:t>
       </w:r>
       <m:oMath>
         <m:r>
@@ -1214,8 +1345,49 @@
           <w:rStyle w:val="code"/>
           <w:szCs w:val="22"/>
         </w:rPr>
-        <w:t>SELECT * FROM `purchase_order` p, `supplier` s WHERE p.SUPNR=s.SUPNR</w:t>
-      </w:r>
+        <w:t xml:space="preserve">SELECT * FROM </w:t>
+      </w:r>
+      <w:proofErr w:type="spellStart"/>
+      <w:r>
+        <w:rPr>
+          <w:rStyle w:val="code"/>
+          <w:szCs w:val="22"/>
+        </w:rPr>
+        <w:t>purchase_order</w:t>
+      </w:r>
+      <w:proofErr w:type="spellEnd"/>
+      <w:r>
+        <w:rPr>
+          <w:rStyle w:val="code"/>
+          <w:szCs w:val="22"/>
+        </w:rPr>
+        <w:t xml:space="preserve"> p, supplier s WHERE </w:t>
+      </w:r>
+      <w:proofErr w:type="spellStart"/>
+      <w:r>
+        <w:rPr>
+          <w:rStyle w:val="code"/>
+          <w:szCs w:val="22"/>
+        </w:rPr>
+        <w:t>p.SUPNR</w:t>
+      </w:r>
+      <w:proofErr w:type="spellEnd"/>
+      <w:r>
+        <w:rPr>
+          <w:rStyle w:val="code"/>
+          <w:szCs w:val="22"/>
+        </w:rPr>
+        <w:t>=</w:t>
+      </w:r>
+      <w:proofErr w:type="spellStart"/>
+      <w:r>
+        <w:rPr>
+          <w:rStyle w:val="code"/>
+          <w:szCs w:val="22"/>
+        </w:rPr>
+        <w:t>s.SUPNR</w:t>
+      </w:r>
+      <w:proofErr w:type="spellEnd"/>
     </w:p>
     <w:p>
       <w:pPr>
@@ -1239,6 +1411,7 @@
         </w:rPr>
         <w:t xml:space="preserve">We assume that the </w:t>
       </w:r>
+      <w:proofErr w:type="spellStart"/>
       <w:r>
         <w:rPr>
           <w:rStyle w:val="code"/>
@@ -1246,6 +1419,7 @@
         </w:rPr>
         <w:t>purchase_order</w:t>
       </w:r>
+      <w:proofErr w:type="spellEnd"/>
       <w:r>
         <w:t xml:space="preserve"> </w:t>
       </w:r>
@@ -1256,6 +1430,7 @@
         </w:rPr>
         <w:t xml:space="preserve">table has non-unique index on </w:t>
       </w:r>
+      <w:proofErr w:type="gramStart"/>
       <w:r>
         <w:rPr>
           <w:rStyle w:val="code"/>
@@ -1263,6 +1438,7 @@
         </w:rPr>
         <w:t>SUPNR</w:t>
       </w:r>
+      <w:proofErr w:type="gramEnd"/>
       <w:r>
         <w:rPr>
           <w:sz w:val="22"/>
@@ -1427,7 +1603,15 @@
           <w:sz w:val="22"/>
           <w:szCs w:val="22"/>
         </w:rPr>
-        <w:t>The query is accomplished via a nested</w:t>
+        <w:t xml:space="preserve">The query is accomplished via a </w:t>
+      </w:r>
+      <w:proofErr w:type="gramStart"/>
+      <w:r>
+        <w:rPr>
+          <w:sz w:val="22"/>
+          <w:szCs w:val="22"/>
+        </w:rPr>
+        <w:t>nested</w:t>
       </w:r>
       <w:r>
         <w:rPr>
@@ -1441,14 +1625,24 @@
           <w:sz w:val="22"/>
           <w:szCs w:val="22"/>
         </w:rPr>
-        <w:t xml:space="preserve">loop join with the </w:t>
-      </w:r>
+        <w:t>loop</w:t>
+      </w:r>
+      <w:proofErr w:type="gramEnd"/>
+      <w:r>
+        <w:rPr>
+          <w:sz w:val="22"/>
+          <w:szCs w:val="22"/>
+        </w:rPr>
+        <w:t xml:space="preserve"> join with the </w:t>
+      </w:r>
+      <w:proofErr w:type="spellStart"/>
       <w:r>
         <w:rPr>
           <w:rStyle w:val="code"/>
         </w:rPr>
         <w:t>purchase_order</w:t>
       </w:r>
+      <w:proofErr w:type="spellEnd"/>
       <w:r>
         <w:rPr>
           <w:sz w:val="22"/>
@@ -1623,7 +1817,7 @@
 </file>
 
 <file path=word/numbering.xml><?xml version="1.0" encoding="utf-8"?>
-<w:numbering xmlns:wpc="http://schemas.microsoft.com/office/word/2010/wordprocessingCanvas" xmlns:cx="http://schemas.microsoft.com/office/drawing/2014/chartex" xmlns:cx1="http://schemas.microsoft.com/office/drawing/2015/9/8/chartex" xmlns:cx2="http://schemas.microsoft.com/office/drawing/2015/10/21/chartex" xmlns:cx3="http://schemas.microsoft.com/office/drawing/2016/5/9/chartex" xmlns:cx4="http://schemas.microsoft.com/office/drawing/2016/5/10/chartex" xmlns:cx5="http://schemas.microsoft.com/office/drawing/2016/5/11/chartex" xmlns:cx6="http://schemas.microsoft.com/office/drawing/2016/5/12/chartex" xmlns:cx7="http://schemas.microsoft.com/office/drawing/2016/5/13/chartex" xmlns:cx8="http://schemas.microsoft.com/office/drawing/2016/5/14/chartex" xmlns:mc="http://schemas.openxmlformats.org/markup-compatibility/2006" xmlns:aink="http://schemas.microsoft.com/office/drawing/2016/ink" xmlns:am3d="http://schemas.microsoft.com/office/drawing/2017/model3d" xmlns:o="urn:schemas-microsoft-com:office:office" xmlns:r="http://schemas.openxmlformats.org/officeDocument/2006/relationships" xmlns:m="http://schemas.openxmlformats.org/officeDocument/2006/math" xmlns:v="urn:schemas-microsoft-com:vml" xmlns:wp14="http://schemas.microsoft.com/office/word/2010/wordprocessingDrawing" xmlns:wp="http://schemas.openxmlformats.org/drawingml/2006/wordprocessingDrawing" xmlns:w10="urn:schemas-microsoft-com:office:word" xmlns:w="http://schemas.openxmlformats.org/wordprocessingml/2006/main" xmlns:w14="http://schemas.microsoft.com/office/word/2010/wordml" xmlns:w15="http://schemas.microsoft.com/office/word/2012/wordml" xmlns:w16cex="http://schemas.microsoft.com/office/word/2018/wordml/cex" xmlns:w16cid="http://schemas.microsoft.com/office/word/2016/wordml/cid" xmlns:w16="http://schemas.microsoft.com/office/word/2018/wordml" xmlns:w16sdtdh="http://schemas.microsoft.com/office/word/2020/wordml/sdtdatahash" xmlns:w16se="http://schemas.microsoft.com/office/word/2015/wordml/symex" xmlns:wpg="http://schemas.microsoft.com/office/word/2010/wordprocessingGroup" xmlns:wpi="http://schemas.microsoft.com/office/word/2010/wordprocessingInk" xmlns:wne="http://schemas.microsoft.com/office/word/2006/wordml" xmlns:wps="http://schemas.microsoft.com/office/word/2010/wordprocessingShape" mc:Ignorable="w14 w15 w16se w16cid w16 w16cex w16sdtdh wp14">
+<w:numbering xmlns:wpc="http://schemas.microsoft.com/office/word/2010/wordprocessingCanvas" xmlns:cx="http://schemas.microsoft.com/office/drawing/2014/chartex" xmlns:cx1="http://schemas.microsoft.com/office/drawing/2015/9/8/chartex" xmlns:cx2="http://schemas.microsoft.com/office/drawing/2015/10/21/chartex" xmlns:cx3="http://schemas.microsoft.com/office/drawing/2016/5/9/chartex" xmlns:cx4="http://schemas.microsoft.com/office/drawing/2016/5/10/chartex" xmlns:cx5="http://schemas.microsoft.com/office/drawing/2016/5/11/chartex" xmlns:cx6="http://schemas.microsoft.com/office/drawing/2016/5/12/chartex" xmlns:cx7="http://schemas.microsoft.com/office/drawing/2016/5/13/chartex" xmlns:cx8="http://schemas.microsoft.com/office/drawing/2016/5/14/chartex" xmlns:mc="http://schemas.openxmlformats.org/markup-compatibility/2006" xmlns:aink="http://schemas.microsoft.com/office/drawing/2016/ink" xmlns:am3d="http://schemas.microsoft.com/office/drawing/2017/model3d" xmlns:o="urn:schemas-microsoft-com:office:office" xmlns:oel="http://schemas.microsoft.com/office/2019/extlst" xmlns:r="http://schemas.openxmlformats.org/officeDocument/2006/relationships" xmlns:m="http://schemas.openxmlformats.org/officeDocument/2006/math" xmlns:v="urn:schemas-microsoft-com:vml" xmlns:wp14="http://schemas.microsoft.com/office/word/2010/wordprocessingDrawing" xmlns:wp="http://schemas.openxmlformats.org/drawingml/2006/wordprocessingDrawing" xmlns:w10="urn:schemas-microsoft-com:office:word" xmlns:w="http://schemas.openxmlformats.org/wordprocessingml/2006/main" xmlns:w14="http://schemas.microsoft.com/office/word/2010/wordml" xmlns:w15="http://schemas.microsoft.com/office/word/2012/wordml" xmlns:w16cex="http://schemas.microsoft.com/office/word/2018/wordml/cex" xmlns:w16cid="http://schemas.microsoft.com/office/word/2016/wordml/cid" xmlns:w16="http://schemas.microsoft.com/office/word/2018/wordml" xmlns:w16sdtdh="http://schemas.microsoft.com/office/word/2020/wordml/sdtdatahash" xmlns:w16se="http://schemas.microsoft.com/office/word/2015/wordml/symex" xmlns:wpg="http://schemas.microsoft.com/office/word/2010/wordprocessingGroup" xmlns:wpi="http://schemas.microsoft.com/office/word/2010/wordprocessingInk" xmlns:wne="http://schemas.microsoft.com/office/word/2006/wordml" xmlns:wps="http://schemas.microsoft.com/office/word/2010/wordprocessingShape" mc:Ignorable="w14 w15 w16se w16cid w16 w16cex w16sdtdh wp14">
   <w:abstractNum w:abstractNumId="0" w15:restartNumberingAfterBreak="0">
     <w:nsid w:val="134E4917"/>
     <w:multiLevelType w:val="hybridMultilevel"/>
@@ -2076,16 +2270,16 @@
       </w:rPr>
     </w:lvl>
   </w:abstractNum>
-  <w:num w:numId="1">
+  <w:num w:numId="1" w16cid:durableId="1716080254">
     <w:abstractNumId w:val="3"/>
   </w:num>
-  <w:num w:numId="2">
+  <w:num w:numId="2" w16cid:durableId="767576188">
     <w:abstractNumId w:val="2"/>
   </w:num>
-  <w:num w:numId="3">
+  <w:num w:numId="3" w16cid:durableId="372268409">
     <w:abstractNumId w:val="1"/>
   </w:num>
-  <w:num w:numId="4">
+  <w:num w:numId="4" w16cid:durableId="20667363">
     <w:abstractNumId w:val="0"/>
   </w:num>
 </w:numbering>

--- a/hw/CC5.docx
+++ b/hw/CC5.docx
@@ -1,6 +1,6 @@
 
 <file path=word/document.xml><?xml version="1.0" encoding="utf-8"?>
-<w:document xmlns:wpc="http://schemas.microsoft.com/office/word/2010/wordprocessingCanvas" xmlns:cx="http://schemas.microsoft.com/office/drawing/2014/chartex" xmlns:cx1="http://schemas.microsoft.com/office/drawing/2015/9/8/chartex" xmlns:cx2="http://schemas.microsoft.com/office/drawing/2015/10/21/chartex" xmlns:cx3="http://schemas.microsoft.com/office/drawing/2016/5/9/chartex" xmlns:cx4="http://schemas.microsoft.com/office/drawing/2016/5/10/chartex" xmlns:cx5="http://schemas.microsoft.com/office/drawing/2016/5/11/chartex" xmlns:cx6="http://schemas.microsoft.com/office/drawing/2016/5/12/chartex" xmlns:cx7="http://schemas.microsoft.com/office/drawing/2016/5/13/chartex" xmlns:cx8="http://schemas.microsoft.com/office/drawing/2016/5/14/chartex" xmlns:mc="http://schemas.openxmlformats.org/markup-compatibility/2006" xmlns:aink="http://schemas.microsoft.com/office/drawing/2016/ink" xmlns:am3d="http://schemas.microsoft.com/office/drawing/2017/model3d" xmlns:o="urn:schemas-microsoft-com:office:office" xmlns:oel="http://schemas.microsoft.com/office/2019/extlst" xmlns:r="http://schemas.openxmlformats.org/officeDocument/2006/relationships" xmlns:m="http://schemas.openxmlformats.org/officeDocument/2006/math" xmlns:v="urn:schemas-microsoft-com:vml" xmlns:wp14="http://schemas.microsoft.com/office/word/2010/wordprocessingDrawing" xmlns:wp="http://schemas.openxmlformats.org/drawingml/2006/wordprocessingDrawing" xmlns:w10="urn:schemas-microsoft-com:office:word" xmlns:w="http://schemas.openxmlformats.org/wordprocessingml/2006/main" xmlns:w14="http://schemas.microsoft.com/office/word/2010/wordml" xmlns:w15="http://schemas.microsoft.com/office/word/2012/wordml" xmlns:w16cex="http://schemas.microsoft.com/office/word/2018/wordml/cex" xmlns:w16cid="http://schemas.microsoft.com/office/word/2016/wordml/cid" xmlns:w16="http://schemas.microsoft.com/office/word/2018/wordml" xmlns:w16sdtdh="http://schemas.microsoft.com/office/word/2020/wordml/sdtdatahash" xmlns:w16se="http://schemas.microsoft.com/office/word/2015/wordml/symex" xmlns:wpg="http://schemas.microsoft.com/office/word/2010/wordprocessingGroup" xmlns:wpi="http://schemas.microsoft.com/office/word/2010/wordprocessingInk" xmlns:wne="http://schemas.microsoft.com/office/word/2006/wordml" xmlns:wps="http://schemas.microsoft.com/office/word/2010/wordprocessingShape" mc:Ignorable="w14 w15 w16se w16cid w16 w16cex w16sdtdh wp14">
+<w:document xmlns:wpc="http://schemas.microsoft.com/office/word/2010/wordprocessingCanvas" xmlns:cx="http://schemas.microsoft.com/office/drawing/2014/chartex" xmlns:cx1="http://schemas.microsoft.com/office/drawing/2015/9/8/chartex" xmlns:cx2="http://schemas.microsoft.com/office/drawing/2015/10/21/chartex" xmlns:cx3="http://schemas.microsoft.com/office/drawing/2016/5/9/chartex" xmlns:cx4="http://schemas.microsoft.com/office/drawing/2016/5/10/chartex" xmlns:cx5="http://schemas.microsoft.com/office/drawing/2016/5/11/chartex" xmlns:cx6="http://schemas.microsoft.com/office/drawing/2016/5/12/chartex" xmlns:cx7="http://schemas.microsoft.com/office/drawing/2016/5/13/chartex" xmlns:cx8="http://schemas.microsoft.com/office/drawing/2016/5/14/chartex" xmlns:mc="http://schemas.openxmlformats.org/markup-compatibility/2006" xmlns:aink="http://schemas.microsoft.com/office/drawing/2016/ink" xmlns:am3d="http://schemas.microsoft.com/office/drawing/2017/model3d" xmlns:o="urn:schemas-microsoft-com:office:office" xmlns:oel="http://schemas.microsoft.com/office/2019/extlst" xmlns:r="http://schemas.openxmlformats.org/officeDocument/2006/relationships" xmlns:m="http://schemas.openxmlformats.org/officeDocument/2006/math" xmlns:v="urn:schemas-microsoft-com:vml" xmlns:wp14="http://schemas.microsoft.com/office/word/2010/wordprocessingDrawing" xmlns:wp="http://schemas.openxmlformats.org/drawingml/2006/wordprocessingDrawing" xmlns:w10="urn:schemas-microsoft-com:office:word" xmlns:w="http://schemas.openxmlformats.org/wordprocessingml/2006/main" xmlns:w14="http://schemas.microsoft.com/office/word/2010/wordml" xmlns:w15="http://schemas.microsoft.com/office/word/2012/wordml" xmlns:w16cex="http://schemas.microsoft.com/office/word/2018/wordml/cex" xmlns:w16cid="http://schemas.microsoft.com/office/word/2016/wordml/cid" xmlns:w16="http://schemas.microsoft.com/office/word/2018/wordml" xmlns:w16du="http://schemas.microsoft.com/office/word/2023/wordml/word16du" xmlns:w16sdtdh="http://schemas.microsoft.com/office/word/2020/wordml/sdtdatahash" xmlns:w16sdtfl="http://schemas.microsoft.com/office/word/2024/wordml/sdtformatlock" xmlns:w16se="http://schemas.microsoft.com/office/word/2015/wordml/symex" xmlns:wpg="http://schemas.microsoft.com/office/word/2010/wordprocessingGroup" xmlns:wpi="http://schemas.microsoft.com/office/word/2010/wordprocessingInk" xmlns:wne="http://schemas.microsoft.com/office/word/2006/wordml" xmlns:wps="http://schemas.microsoft.com/office/word/2010/wordprocessingShape" mc:Ignorable="w14 w15 w16se w16cid w16 w16cex w16sdtdh w16sdtfl w16du wp14">
   <w:body>
     <w:p>
       <w:pPr>
@@ -97,78 +97,14 @@
           <w:sz w:val="22"/>
           <w:szCs w:val="22"/>
         </w:rPr>
-        <w:t xml:space="preserve">. Some Dickinson students have developed a new SQL database appliance called </w:t>
-      </w:r>
-      <w:proofErr w:type="spellStart"/>
-      <w:r>
-        <w:rPr>
-          <w:sz w:val="22"/>
-          <w:szCs w:val="22"/>
-        </w:rPr>
-        <w:t>DsonDB</w:t>
-      </w:r>
-      <w:proofErr w:type="spellEnd"/>
-      <w:r>
-        <w:rPr>
-          <w:sz w:val="22"/>
-          <w:szCs w:val="22"/>
-        </w:rPr>
-        <w:t xml:space="preserve">. </w:t>
-      </w:r>
-      <w:proofErr w:type="spellStart"/>
-      <w:r>
-        <w:rPr>
-          <w:sz w:val="22"/>
-          <w:szCs w:val="22"/>
-        </w:rPr>
-        <w:t>DsonDB</w:t>
-      </w:r>
-      <w:proofErr w:type="spellEnd"/>
-      <w:r>
-        <w:rPr>
-          <w:sz w:val="22"/>
-          <w:szCs w:val="22"/>
-        </w:rPr>
-        <w:t xml:space="preserve"> uses B-trees for column indexes, with 64-bit pointers to disk blocks. The </w:t>
-      </w:r>
-      <w:proofErr w:type="spellStart"/>
-      <w:r>
-        <w:rPr>
-          <w:sz w:val="22"/>
-          <w:szCs w:val="22"/>
-        </w:rPr>
-        <w:t>DsonDB</w:t>
-      </w:r>
-      <w:proofErr w:type="spellEnd"/>
-      <w:r>
-        <w:rPr>
-          <w:sz w:val="22"/>
-          <w:szCs w:val="22"/>
-        </w:rPr>
-        <w:t xml:space="preserve"> appliance uses an array of disks that have blocks of size 8 KiB. </w:t>
-      </w:r>
-      <w:r>
-        <w:rPr>
-          <w:sz w:val="22"/>
-          <w:szCs w:val="22"/>
-        </w:rPr>
-        <w:t xml:space="preserve">The Math/CS club has used </w:t>
-      </w:r>
-      <w:proofErr w:type="spellStart"/>
-      <w:r>
-        <w:rPr>
-          <w:sz w:val="22"/>
-          <w:szCs w:val="22"/>
-        </w:rPr>
-        <w:t>DsonDB</w:t>
-      </w:r>
-      <w:proofErr w:type="spellEnd"/>
-      <w:r>
-        <w:rPr>
-          <w:sz w:val="22"/>
-          <w:szCs w:val="22"/>
-        </w:rPr>
-        <w:t xml:space="preserve"> to create a database of mathematical theorems. The table storing names and descriptions of the theorems is defined as follows.</w:t>
+        <w:t xml:space="preserve">. Some Dickinson students have developed a new SQL database appliance called DsonDB. DsonDB uses B-trees for column indexes, with 64-bit pointers to disk blocks. The DsonDB appliance uses an array of disks that have blocks of size 8 KiB. </w:t>
+      </w:r>
+      <w:r>
+        <w:rPr>
+          <w:sz w:val="22"/>
+          <w:szCs w:val="22"/>
+        </w:rPr>
+        <w:t>The Math/CS club has used DsonDB to create a database of mathematical theorems. The table storing names and descriptions of the theorems is defined as follows.</w:t>
       </w:r>
     </w:p>
     <w:p>
@@ -221,109 +157,75 @@
           <w:rStyle w:val="code"/>
           <w:szCs w:val="22"/>
         </w:rPr>
-        <w:t xml:space="preserve">  </w:t>
-      </w:r>
-      <w:proofErr w:type="spellStart"/>
-      <w:r>
+        <w:t xml:space="preserve">  theorem_name CHAR(200) NOT NULL UNIQUE,</w:t>
+      </w:r>
+    </w:p>
+    <w:p>
+      <w:pPr>
         <w:rPr>
           <w:rStyle w:val="code"/>
           <w:szCs w:val="22"/>
         </w:rPr>
+      </w:pPr>
+      <w:r>
+        <w:rPr>
+          <w:rStyle w:val="code"/>
+          <w:szCs w:val="22"/>
+        </w:rPr>
+        <w:t xml:space="preserve">  description TEXT</w:t>
+      </w:r>
+    </w:p>
+    <w:p>
+      <w:pPr>
+        <w:rPr>
+          <w:rStyle w:val="code"/>
+          <w:szCs w:val="22"/>
+        </w:rPr>
+      </w:pPr>
+      <w:r>
+        <w:rPr>
+          <w:rStyle w:val="code"/>
+          <w:szCs w:val="22"/>
+        </w:rPr>
+        <w:t>)</w:t>
+      </w:r>
+    </w:p>
+    <w:p>
+      <w:pPr>
+        <w:rPr>
+          <w:sz w:val="22"/>
+          <w:szCs w:val="22"/>
+        </w:rPr>
+      </w:pPr>
+    </w:p>
+    <w:p>
+      <w:pPr>
+        <w:rPr>
+          <w:sz w:val="22"/>
+          <w:szCs w:val="22"/>
+        </w:rPr>
+      </w:pPr>
+      <w:r>
+        <w:rPr>
+          <w:sz w:val="22"/>
+          <w:szCs w:val="22"/>
+        </w:rPr>
+        <w:t xml:space="preserve">(a) </w:t>
+      </w:r>
+      <w:r>
+        <w:rPr>
+          <w:sz w:val="22"/>
+          <w:szCs w:val="22"/>
+        </w:rPr>
+        <w:t xml:space="preserve">(10 points) What order of B-tree would be used by DsonDB for the </w:t>
+      </w:r>
+      <w:r>
+        <w:rPr>
+          <w:rStyle w:val="code"/>
+          <w:szCs w:val="22"/>
+        </w:rPr>
         <w:t>theorem_name</w:t>
       </w:r>
-      <w:proofErr w:type="spellEnd"/>
-      <w:r>
-        <w:rPr>
-          <w:rStyle w:val="code"/>
-          <w:szCs w:val="22"/>
-        </w:rPr>
-        <w:t xml:space="preserve"> CHAR(200) NOT NULL UNIQUE,</w:t>
-      </w:r>
-    </w:p>
-    <w:p>
-      <w:pPr>
-        <w:rPr>
-          <w:rStyle w:val="code"/>
-          <w:szCs w:val="22"/>
-        </w:rPr>
-      </w:pPr>
-      <w:r>
-        <w:rPr>
-          <w:rStyle w:val="code"/>
-          <w:szCs w:val="22"/>
-        </w:rPr>
-        <w:t xml:space="preserve">  description TEXT</w:t>
-      </w:r>
-    </w:p>
-    <w:p>
-      <w:pPr>
-        <w:rPr>
-          <w:rStyle w:val="code"/>
-          <w:szCs w:val="22"/>
-        </w:rPr>
-      </w:pPr>
-      <w:r>
-        <w:rPr>
-          <w:rStyle w:val="code"/>
-          <w:szCs w:val="22"/>
-        </w:rPr>
-        <w:t>)</w:t>
-      </w:r>
-    </w:p>
-    <w:p>
-      <w:pPr>
-        <w:rPr>
-          <w:sz w:val="22"/>
-          <w:szCs w:val="22"/>
-        </w:rPr>
-      </w:pPr>
-    </w:p>
-    <w:p>
-      <w:pPr>
-        <w:rPr>
-          <w:sz w:val="22"/>
-          <w:szCs w:val="22"/>
-        </w:rPr>
-      </w:pPr>
-      <w:r>
-        <w:rPr>
-          <w:sz w:val="22"/>
-          <w:szCs w:val="22"/>
-        </w:rPr>
-        <w:t xml:space="preserve">(a) </w:t>
-      </w:r>
-      <w:r>
-        <w:rPr>
-          <w:sz w:val="22"/>
-          <w:szCs w:val="22"/>
-        </w:rPr>
-        <w:t xml:space="preserve">(10 points) What order of B-tree would be used by </w:t>
-      </w:r>
-      <w:proofErr w:type="spellStart"/>
-      <w:r>
-        <w:rPr>
-          <w:sz w:val="22"/>
-          <w:szCs w:val="22"/>
-        </w:rPr>
-        <w:t>DsonDB</w:t>
-      </w:r>
-      <w:proofErr w:type="spellEnd"/>
-      <w:r>
-        <w:rPr>
-          <w:sz w:val="22"/>
-          <w:szCs w:val="22"/>
-        </w:rPr>
-        <w:t xml:space="preserve"> for the </w:t>
-      </w:r>
-      <w:proofErr w:type="spellStart"/>
-      <w:r>
-        <w:rPr>
-          <w:rStyle w:val="code"/>
-          <w:szCs w:val="22"/>
-        </w:rPr>
-        <w:t>theorem_name</w:t>
-      </w:r>
-      <w:proofErr w:type="spellEnd"/>
       <w:r>
         <w:rPr>
           <w:sz w:val="22"/>
@@ -637,7 +539,15 @@
           <w:sz w:val="22"/>
           <w:szCs w:val="22"/>
         </w:rPr>
-        <w:t>. (10 points) Consider the following B-tree. It is an order 2/4 B-tree, meaning the non-root nodes contain a minimum of two and maximum of four keys.</w:t>
+        <w:t xml:space="preserve">. (10 points) Consider the following B-tree. It is an order 2/4 B-tree, meaning the non-root nodes </w:t>
+      </w:r>
+      <w:r>
+        <w:rPr>
+          <w:sz w:val="22"/>
+          <w:szCs w:val="22"/>
+        </w:rPr>
+        <w:lastRenderedPageBreak/>
+        <w:t>contain a minimum of two and maximum of four keys.</w:t>
       </w:r>
     </w:p>
     <w:p>
@@ -878,23 +788,7 @@
           <w:sz w:val="22"/>
           <w:szCs w:val="22"/>
         </w:rPr>
-        <w:t xml:space="preserve">For the purposes of this question, imagine a database </w:t>
-      </w:r>
-      <w:proofErr w:type="gramStart"/>
-      <w:r>
-        <w:rPr>
-          <w:sz w:val="22"/>
-          <w:szCs w:val="22"/>
-        </w:rPr>
-        <w:t>similar to</w:t>
-      </w:r>
-      <w:proofErr w:type="gramEnd"/>
-      <w:r>
-        <w:rPr>
-          <w:sz w:val="22"/>
-          <w:szCs w:val="22"/>
-        </w:rPr>
-        <w:t xml:space="preserve"> the textbook's wine database, except that the number of products and suppliers is much larger. There are still only four product types (red, white, rose, sparkling), but there are </w:t>
+        <w:t xml:space="preserve">For the purposes of this question, imagine a database similar to the textbook's wine database, except that the number of products and suppliers is much larger. There are still only four product types (red, white, rose, sparkling), but there are </w:t>
       </w:r>
       <w:r>
         <w:rPr>
@@ -953,210 +847,207 @@
           <w:rStyle w:val="code"/>
           <w:szCs w:val="22"/>
         </w:rPr>
-        <w:t xml:space="preserve">SELECT * FROM product p WHERE </w:t>
-      </w:r>
-      <w:proofErr w:type="spellStart"/>
+        <w:t>SELECT * FROM product p WHERE p.AVAILABLE_QUANTITY=0 AND p.PRODTYPE='red'</w:t>
+      </w:r>
+    </w:p>
+    <w:p>
+      <w:pPr>
+        <w:rPr>
+          <w:sz w:val="22"/>
+          <w:szCs w:val="22"/>
+        </w:rPr>
+      </w:pPr>
+    </w:p>
+    <w:p>
+      <w:pPr>
+        <w:rPr>
+          <w:sz w:val="22"/>
+          <w:szCs w:val="22"/>
+        </w:rPr>
+      </w:pPr>
+      <w:r>
+        <w:rPr>
+          <w:sz w:val="22"/>
+          <w:szCs w:val="22"/>
+        </w:rPr>
+        <w:t>In each of the following four scenarios, w</w:t>
+      </w:r>
+      <w:r>
+        <w:rPr>
+          <w:sz w:val="22"/>
+          <w:szCs w:val="22"/>
+        </w:rPr>
+        <w:t>hat strategy is the query optimizer likely to use for executing this query</w:t>
+      </w:r>
+      <w:r>
+        <w:rPr>
+          <w:sz w:val="22"/>
+          <w:szCs w:val="22"/>
+        </w:rPr>
+        <w:t>?</w:t>
+      </w:r>
+      <w:r>
+        <w:rPr>
+          <w:sz w:val="22"/>
+          <w:szCs w:val="22"/>
+        </w:rPr>
+        <w:t xml:space="preserve"> In each case, briefly j</w:t>
+      </w:r>
+      <w:r>
+        <w:rPr>
+          <w:sz w:val="22"/>
+          <w:szCs w:val="22"/>
+        </w:rPr>
+        <w:t>ustify your answer</w:t>
+      </w:r>
+      <w:r>
+        <w:rPr>
+          <w:sz w:val="22"/>
+          <w:szCs w:val="22"/>
+        </w:rPr>
+        <w:t xml:space="preserve">, and give the </w:t>
+      </w:r>
+      <w:r>
+        <w:rPr>
+          <w:sz w:val="22"/>
+          <w:szCs w:val="22"/>
+        </w:rPr>
+        <w:t xml:space="preserve">approximate </w:t>
+      </w:r>
+      <w:r>
+        <w:rPr>
+          <w:sz w:val="22"/>
+          <w:szCs w:val="22"/>
+        </w:rPr>
+        <w:t xml:space="preserve">total number of table rows that </w:t>
+      </w:r>
+      <w:r>
+        <w:rPr>
+          <w:sz w:val="22"/>
+          <w:szCs w:val="22"/>
+        </w:rPr>
+        <w:t>are</w:t>
+      </w:r>
+      <w:r>
+        <w:rPr>
+          <w:sz w:val="22"/>
+          <w:szCs w:val="22"/>
+        </w:rPr>
+        <w:t xml:space="preserve"> likely to be retrieved during query processing. </w:t>
+      </w:r>
+    </w:p>
+    <w:p>
+      <w:pPr>
+        <w:rPr>
+          <w:sz w:val="22"/>
+          <w:szCs w:val="22"/>
+        </w:rPr>
+      </w:pPr>
+    </w:p>
+    <w:p>
+      <w:pPr>
+        <w:rPr>
+          <w:sz w:val="22"/>
+          <w:szCs w:val="22"/>
+        </w:rPr>
+      </w:pPr>
+      <w:r>
+        <w:rPr>
+          <w:sz w:val="22"/>
+          <w:szCs w:val="22"/>
+        </w:rPr>
+        <w:t xml:space="preserve">(a) The </w:t>
+      </w:r>
+      <w:bookmarkStart w:id="0" w:name="_Hlk91943079"/>
       <w:r>
         <w:rPr>
           <w:rStyle w:val="code"/>
           <w:szCs w:val="22"/>
         </w:rPr>
-        <w:t>p.AVAILABLE_QUANTITY</w:t>
-      </w:r>
-      <w:proofErr w:type="spellEnd"/>
+        <w:t xml:space="preserve">AVAILABLE_QUANTITY </w:t>
+      </w:r>
+      <w:bookmarkEnd w:id="0"/>
+      <w:r>
+        <w:rPr>
+          <w:sz w:val="22"/>
+          <w:szCs w:val="22"/>
+        </w:rPr>
+        <w:t>and</w:t>
+      </w:r>
       <w:r>
         <w:rPr>
           <w:rStyle w:val="code"/>
           <w:szCs w:val="22"/>
         </w:rPr>
-        <w:t xml:space="preserve">=0 AND </w:t>
-      </w:r>
-      <w:proofErr w:type="spellStart"/>
+        <w:t xml:space="preserve"> </w:t>
+      </w:r>
+      <w:bookmarkStart w:id="1" w:name="_Hlk91943185"/>
       <w:r>
         <w:rPr>
           <w:rStyle w:val="code"/>
           <w:szCs w:val="22"/>
         </w:rPr>
-        <w:t>p.PRODTYPE</w:t>
-      </w:r>
-      <w:proofErr w:type="spellEnd"/>
+        <w:t xml:space="preserve">PRODTYPE </w:t>
+      </w:r>
+      <w:bookmarkEnd w:id="1"/>
+      <w:r>
+        <w:rPr>
+          <w:sz w:val="22"/>
+          <w:szCs w:val="22"/>
+        </w:rPr>
+        <w:t>columns are both indexed.</w:t>
+      </w:r>
+    </w:p>
+    <w:p>
+      <w:pPr>
+        <w:rPr>
+          <w:sz w:val="22"/>
+          <w:szCs w:val="22"/>
+        </w:rPr>
+      </w:pPr>
+      <w:r>
+        <w:rPr>
+          <w:sz w:val="22"/>
+          <w:szCs w:val="22"/>
+        </w:rPr>
+        <w:t xml:space="preserve">(b) Only the </w:t>
+      </w:r>
       <w:r>
         <w:rPr>
           <w:rStyle w:val="code"/>
           <w:szCs w:val="22"/>
         </w:rPr>
-        <w:t>='red'</w:t>
-      </w:r>
-    </w:p>
-    <w:p>
-      <w:pPr>
-        <w:rPr>
-          <w:sz w:val="22"/>
-          <w:szCs w:val="22"/>
-        </w:rPr>
-      </w:pPr>
-    </w:p>
-    <w:p>
-      <w:pPr>
-        <w:rPr>
-          <w:sz w:val="22"/>
-          <w:szCs w:val="22"/>
-        </w:rPr>
-      </w:pPr>
-      <w:r>
-        <w:rPr>
-          <w:sz w:val="22"/>
-          <w:szCs w:val="22"/>
-        </w:rPr>
-        <w:t>In each of the following four scenarios, w</w:t>
-      </w:r>
-      <w:r>
-        <w:rPr>
-          <w:sz w:val="22"/>
-          <w:szCs w:val="22"/>
-        </w:rPr>
-        <w:t>hat strategy is the query optimizer likely to use for executing this query</w:t>
-      </w:r>
-      <w:r>
-        <w:rPr>
-          <w:sz w:val="22"/>
-          <w:szCs w:val="22"/>
-        </w:rPr>
-        <w:t>?</w:t>
-      </w:r>
-      <w:r>
-        <w:rPr>
-          <w:sz w:val="22"/>
-          <w:szCs w:val="22"/>
-        </w:rPr>
-        <w:t xml:space="preserve"> In each case, briefly j</w:t>
-      </w:r>
-      <w:r>
-        <w:rPr>
-          <w:sz w:val="22"/>
-          <w:szCs w:val="22"/>
-        </w:rPr>
-        <w:t>ustify your answer</w:t>
-      </w:r>
-      <w:r>
-        <w:rPr>
-          <w:sz w:val="22"/>
-          <w:szCs w:val="22"/>
-        </w:rPr>
-        <w:t xml:space="preserve">, and give the </w:t>
-      </w:r>
-      <w:r>
-        <w:rPr>
-          <w:sz w:val="22"/>
-          <w:szCs w:val="22"/>
-        </w:rPr>
-        <w:t xml:space="preserve">approximate </w:t>
-      </w:r>
-      <w:r>
-        <w:rPr>
-          <w:sz w:val="22"/>
-          <w:szCs w:val="22"/>
-        </w:rPr>
-        <w:t xml:space="preserve">total number of table rows that </w:t>
-      </w:r>
-      <w:r>
-        <w:rPr>
-          <w:sz w:val="22"/>
-          <w:szCs w:val="22"/>
-        </w:rPr>
-        <w:t>are</w:t>
-      </w:r>
-      <w:r>
-        <w:rPr>
-          <w:sz w:val="22"/>
-          <w:szCs w:val="22"/>
-        </w:rPr>
-        <w:t xml:space="preserve"> likely to be retrieved during query processing. </w:t>
-      </w:r>
-    </w:p>
-    <w:p>
-      <w:pPr>
-        <w:rPr>
-          <w:sz w:val="22"/>
-          <w:szCs w:val="22"/>
-        </w:rPr>
-      </w:pPr>
-    </w:p>
-    <w:p>
-      <w:pPr>
-        <w:rPr>
-          <w:sz w:val="22"/>
-          <w:szCs w:val="22"/>
-        </w:rPr>
-      </w:pPr>
-      <w:r>
-        <w:rPr>
-          <w:sz w:val="22"/>
-          <w:szCs w:val="22"/>
-        </w:rPr>
-        <w:t xml:space="preserve">(a) The </w:t>
-      </w:r>
-      <w:bookmarkStart w:id="0" w:name="_Hlk91943079"/>
+        <w:t xml:space="preserve">AVAILABLE_QUANTITY </w:t>
+      </w:r>
+      <w:r>
+        <w:rPr>
+          <w:sz w:val="22"/>
+          <w:szCs w:val="22"/>
+        </w:rPr>
+        <w:t>column is indexed.</w:t>
+      </w:r>
+    </w:p>
+    <w:p>
+      <w:pPr>
+        <w:rPr>
+          <w:sz w:val="22"/>
+          <w:szCs w:val="22"/>
+        </w:rPr>
+      </w:pPr>
+      <w:r>
+        <w:rPr>
+          <w:sz w:val="22"/>
+          <w:szCs w:val="22"/>
+        </w:rPr>
+        <w:t xml:space="preserve">(c) Only the </w:t>
+      </w:r>
       <w:r>
         <w:rPr>
           <w:rStyle w:val="code"/>
           <w:szCs w:val="22"/>
         </w:rPr>
-        <w:t xml:space="preserve">AVAILABLE_QUANTITY </w:t>
-      </w:r>
-      <w:bookmarkEnd w:id="0"/>
-      <w:r>
-        <w:rPr>
-          <w:sz w:val="22"/>
-          <w:szCs w:val="22"/>
-        </w:rPr>
-        <w:t>and</w:t>
-      </w:r>
-      <w:r>
-        <w:rPr>
-          <w:rStyle w:val="code"/>
-          <w:szCs w:val="22"/>
-        </w:rPr>
-        <w:t xml:space="preserve"> </w:t>
-      </w:r>
-      <w:bookmarkStart w:id="1" w:name="_Hlk91943185"/>
-      <w:r>
-        <w:rPr>
-          <w:rStyle w:val="code"/>
-          <w:szCs w:val="22"/>
-        </w:rPr>
         <w:t xml:space="preserve">PRODTYPE </w:t>
       </w:r>
-      <w:bookmarkEnd w:id="1"/>
-      <w:r>
-        <w:rPr>
-          <w:sz w:val="22"/>
-          <w:szCs w:val="22"/>
-        </w:rPr>
-        <w:t>columns are both indexed.</w:t>
-      </w:r>
-    </w:p>
-    <w:p>
-      <w:pPr>
-        <w:rPr>
-          <w:sz w:val="22"/>
-          <w:szCs w:val="22"/>
-        </w:rPr>
-      </w:pPr>
-      <w:r>
-        <w:rPr>
-          <w:sz w:val="22"/>
-          <w:szCs w:val="22"/>
-        </w:rPr>
-        <w:t xml:space="preserve">(b) Only the </w:t>
-      </w:r>
-      <w:r>
-        <w:rPr>
-          <w:rStyle w:val="code"/>
-          <w:szCs w:val="22"/>
-        </w:rPr>
-        <w:t xml:space="preserve">AVAILABLE_QUANTITY </w:t>
-      </w:r>
       <w:r>
         <w:rPr>
           <w:sz w:val="22"/>
@@ -1177,35 +1068,6 @@
           <w:sz w:val="22"/>
           <w:szCs w:val="22"/>
         </w:rPr>
-        <w:t xml:space="preserve">(c) Only the </w:t>
-      </w:r>
-      <w:r>
-        <w:rPr>
-          <w:rStyle w:val="code"/>
-          <w:szCs w:val="22"/>
-        </w:rPr>
-        <w:t xml:space="preserve">PRODTYPE </w:t>
-      </w:r>
-      <w:r>
-        <w:rPr>
-          <w:sz w:val="22"/>
-          <w:szCs w:val="22"/>
-        </w:rPr>
-        <w:t>column is indexed.</w:t>
-      </w:r>
-    </w:p>
-    <w:p>
-      <w:pPr>
-        <w:rPr>
-          <w:sz w:val="22"/>
-          <w:szCs w:val="22"/>
-        </w:rPr>
-      </w:pPr>
-      <w:r>
-        <w:rPr>
-          <w:sz w:val="22"/>
-          <w:szCs w:val="22"/>
-        </w:rPr>
         <w:t xml:space="preserve">(d) Neither column is indexed. </w:t>
       </w:r>
     </w:p>
@@ -1271,23 +1133,7 @@
           <w:sz w:val="22"/>
           <w:szCs w:val="22"/>
         </w:rPr>
-        <w:t xml:space="preserve"> As in the previous question, imagine a database </w:t>
-      </w:r>
-      <w:proofErr w:type="gramStart"/>
-      <w:r>
-        <w:rPr>
-          <w:sz w:val="22"/>
-          <w:szCs w:val="22"/>
-        </w:rPr>
-        <w:t>similar to</w:t>
-      </w:r>
-      <w:proofErr w:type="gramEnd"/>
-      <w:r>
-        <w:rPr>
-          <w:sz w:val="22"/>
-          <w:szCs w:val="22"/>
-        </w:rPr>
-        <w:t xml:space="preserve"> the textbook's wine database, except that the number of products and suppliers is much larger. Let </w:t>
+        <w:t xml:space="preserve"> As in the previous question, imagine a database similar to the textbook's wine database, except that the number of products and suppliers is much larger. Let </w:t>
       </w:r>
       <m:oMath>
         <m:r>
@@ -1345,9 +1191,31 @@
           <w:rStyle w:val="code"/>
           <w:szCs w:val="22"/>
         </w:rPr>
-        <w:t xml:space="preserve">SELECT * FROM </w:t>
-      </w:r>
-      <w:proofErr w:type="spellStart"/>
+        <w:t>SELECT * FROM purchase_order p, supplier s WHERE p.SUPNR=s.SUPNR</w:t>
+      </w:r>
+    </w:p>
+    <w:p>
+      <w:pPr>
+        <w:rPr>
+          <w:sz w:val="22"/>
+          <w:szCs w:val="22"/>
+        </w:rPr>
+      </w:pPr>
+    </w:p>
+    <w:p>
+      <w:pPr>
+        <w:rPr>
+          <w:sz w:val="22"/>
+          <w:szCs w:val="22"/>
+        </w:rPr>
+      </w:pPr>
+      <w:r>
+        <w:rPr>
+          <w:sz w:val="22"/>
+          <w:szCs w:val="22"/>
+        </w:rPr>
+        <w:t xml:space="preserve">We assume that the </w:t>
+      </w:r>
       <w:r>
         <w:rPr>
           <w:rStyle w:val="code"/>
@@ -1355,90 +1223,37 @@
         </w:rPr>
         <w:t>purchase_order</w:t>
       </w:r>
-      <w:proofErr w:type="spellEnd"/>
+      <w:r>
+        <w:t xml:space="preserve"> </w:t>
+      </w:r>
+      <w:r>
+        <w:rPr>
+          <w:sz w:val="22"/>
+          <w:szCs w:val="22"/>
+        </w:rPr>
+        <w:t>table has</w:t>
+      </w:r>
+      <w:r>
+        <w:rPr>
+          <w:sz w:val="22"/>
+          <w:szCs w:val="22"/>
+        </w:rPr>
+        <w:t xml:space="preserve"> a</w:t>
+      </w:r>
+      <w:r>
+        <w:rPr>
+          <w:sz w:val="22"/>
+          <w:szCs w:val="22"/>
+        </w:rPr>
+        <w:t xml:space="preserve"> non-unique index on </w:t>
+      </w:r>
       <w:r>
         <w:rPr>
           <w:rStyle w:val="code"/>
           <w:szCs w:val="22"/>
         </w:rPr>
-        <w:t xml:space="preserve"> p, supplier s WHERE </w:t>
-      </w:r>
-      <w:proofErr w:type="spellStart"/>
-      <w:r>
-        <w:rPr>
-          <w:rStyle w:val="code"/>
-          <w:szCs w:val="22"/>
-        </w:rPr>
-        <w:t>p.SUPNR</w:t>
-      </w:r>
-      <w:proofErr w:type="spellEnd"/>
-      <w:r>
-        <w:rPr>
-          <w:rStyle w:val="code"/>
-          <w:szCs w:val="22"/>
-        </w:rPr>
-        <w:t>=</w:t>
-      </w:r>
-      <w:proofErr w:type="spellStart"/>
-      <w:r>
-        <w:rPr>
-          <w:rStyle w:val="code"/>
-          <w:szCs w:val="22"/>
-        </w:rPr>
-        <w:t>s.SUPNR</w:t>
-      </w:r>
-      <w:proofErr w:type="spellEnd"/>
-    </w:p>
-    <w:p>
-      <w:pPr>
-        <w:rPr>
-          <w:sz w:val="22"/>
-          <w:szCs w:val="22"/>
-        </w:rPr>
-      </w:pPr>
-    </w:p>
-    <w:p>
-      <w:pPr>
-        <w:rPr>
-          <w:sz w:val="22"/>
-          <w:szCs w:val="22"/>
-        </w:rPr>
-      </w:pPr>
-      <w:r>
-        <w:rPr>
-          <w:sz w:val="22"/>
-          <w:szCs w:val="22"/>
-        </w:rPr>
-        <w:t xml:space="preserve">We assume that the </w:t>
-      </w:r>
-      <w:proofErr w:type="spellStart"/>
-      <w:r>
-        <w:rPr>
-          <w:rStyle w:val="code"/>
-          <w:szCs w:val="22"/>
-        </w:rPr>
-        <w:t>purchase_order</w:t>
-      </w:r>
-      <w:proofErr w:type="spellEnd"/>
-      <w:r>
-        <w:t xml:space="preserve"> </w:t>
-      </w:r>
-      <w:r>
-        <w:rPr>
-          <w:sz w:val="22"/>
-          <w:szCs w:val="22"/>
-        </w:rPr>
-        <w:t xml:space="preserve">table has non-unique index on </w:t>
-      </w:r>
-      <w:proofErr w:type="gramStart"/>
-      <w:r>
-        <w:rPr>
-          <w:rStyle w:val="code"/>
-          <w:szCs w:val="22"/>
-        </w:rPr>
         <w:t>SUPNR</w:t>
       </w:r>
-      <w:proofErr w:type="gramEnd"/>
       <w:r>
         <w:rPr>
           <w:sz w:val="22"/>
@@ -1504,7 +1319,21 @@
           <w:sz w:val="22"/>
           <w:szCs w:val="22"/>
         </w:rPr>
-        <w:t xml:space="preserve"> notation to give a reasonable estimate of the asymptotic running time of this query</w:t>
+        <w:t xml:space="preserve"> notation to give a reasonable estimate of the </w:t>
+      </w:r>
+      <w:r>
+        <w:rPr>
+          <w:sz w:val="22"/>
+          <w:szCs w:val="22"/>
+        </w:rPr>
+        <w:t xml:space="preserve">worst-case </w:t>
+      </w:r>
+      <w:r>
+        <w:rPr>
+          <w:sz w:val="22"/>
+          <w:szCs w:val="22"/>
+        </w:rPr>
+        <w:t>asymptotic running time of this query</w:t>
       </w:r>
       <w:r>
         <w:rPr>
@@ -1596,6 +1425,7 @@
           <w:sz w:val="22"/>
           <w:szCs w:val="22"/>
         </w:rPr>
+        <w:lastRenderedPageBreak/>
         <w:t xml:space="preserve">(a) </w:t>
       </w:r>
       <w:r>
@@ -1603,15 +1433,7 @@
           <w:sz w:val="22"/>
           <w:szCs w:val="22"/>
         </w:rPr>
-        <w:t xml:space="preserve">The query is accomplished via a </w:t>
-      </w:r>
-      <w:proofErr w:type="gramStart"/>
-      <w:r>
-        <w:rPr>
-          <w:sz w:val="22"/>
-          <w:szCs w:val="22"/>
-        </w:rPr>
-        <w:t>nested</w:t>
+        <w:t>The query is accomplished via a nested</w:t>
       </w:r>
       <w:r>
         <w:rPr>
@@ -1625,24 +1447,14 @@
           <w:sz w:val="22"/>
           <w:szCs w:val="22"/>
         </w:rPr>
-        <w:t>loop</w:t>
-      </w:r>
-      <w:proofErr w:type="gramEnd"/>
-      <w:r>
-        <w:rPr>
-          <w:sz w:val="22"/>
-          <w:szCs w:val="22"/>
-        </w:rPr>
-        <w:t xml:space="preserve"> join with the </w:t>
-      </w:r>
-      <w:proofErr w:type="spellStart"/>
+        <w:t xml:space="preserve">loop join with the </w:t>
+      </w:r>
       <w:r>
         <w:rPr>
           <w:rStyle w:val="code"/>
         </w:rPr>
         <w:t>purchase_order</w:t>
       </w:r>
-      <w:proofErr w:type="spellEnd"/>
       <w:r>
         <w:rPr>
           <w:sz w:val="22"/>
@@ -1817,7 +1629,7 @@
 </file>
 
 <file path=word/numbering.xml><?xml version="1.0" encoding="utf-8"?>
-<w:numbering xmlns:wpc="http://schemas.microsoft.com/office/word/2010/wordprocessingCanvas" xmlns:cx="http://schemas.microsoft.com/office/drawing/2014/chartex" xmlns:cx1="http://schemas.microsoft.com/office/drawing/2015/9/8/chartex" xmlns:cx2="http://schemas.microsoft.com/office/drawing/2015/10/21/chartex" xmlns:cx3="http://schemas.microsoft.com/office/drawing/2016/5/9/chartex" xmlns:cx4="http://schemas.microsoft.com/office/drawing/2016/5/10/chartex" xmlns:cx5="http://schemas.microsoft.com/office/drawing/2016/5/11/chartex" xmlns:cx6="http://schemas.microsoft.com/office/drawing/2016/5/12/chartex" xmlns:cx7="http://schemas.microsoft.com/office/drawing/2016/5/13/chartex" xmlns:cx8="http://schemas.microsoft.com/office/drawing/2016/5/14/chartex" xmlns:mc="http://schemas.openxmlformats.org/markup-compatibility/2006" xmlns:aink="http://schemas.microsoft.com/office/drawing/2016/ink" xmlns:am3d="http://schemas.microsoft.com/office/drawing/2017/model3d" xmlns:o="urn:schemas-microsoft-com:office:office" xmlns:oel="http://schemas.microsoft.com/office/2019/extlst" xmlns:r="http://schemas.openxmlformats.org/officeDocument/2006/relationships" xmlns:m="http://schemas.openxmlformats.org/officeDocument/2006/math" xmlns:v="urn:schemas-microsoft-com:vml" xmlns:wp14="http://schemas.microsoft.com/office/word/2010/wordprocessingDrawing" xmlns:wp="http://schemas.openxmlformats.org/drawingml/2006/wordprocessingDrawing" xmlns:w10="urn:schemas-microsoft-com:office:word" xmlns:w="http://schemas.openxmlformats.org/wordprocessingml/2006/main" xmlns:w14="http://schemas.microsoft.com/office/word/2010/wordml" xmlns:w15="http://schemas.microsoft.com/office/word/2012/wordml" xmlns:w16cex="http://schemas.microsoft.com/office/word/2018/wordml/cex" xmlns:w16cid="http://schemas.microsoft.com/office/word/2016/wordml/cid" xmlns:w16="http://schemas.microsoft.com/office/word/2018/wordml" xmlns:w16sdtdh="http://schemas.microsoft.com/office/word/2020/wordml/sdtdatahash" xmlns:w16se="http://schemas.microsoft.com/office/word/2015/wordml/symex" xmlns:wpg="http://schemas.microsoft.com/office/word/2010/wordprocessingGroup" xmlns:wpi="http://schemas.microsoft.com/office/word/2010/wordprocessingInk" xmlns:wne="http://schemas.microsoft.com/office/word/2006/wordml" xmlns:wps="http://schemas.microsoft.com/office/word/2010/wordprocessingShape" mc:Ignorable="w14 w15 w16se w16cid w16 w16cex w16sdtdh wp14">
+<w:numbering xmlns:wpc="http://schemas.microsoft.com/office/word/2010/wordprocessingCanvas" xmlns:cx="http://schemas.microsoft.com/office/drawing/2014/chartex" xmlns:cx1="http://schemas.microsoft.com/office/drawing/2015/9/8/chartex" xmlns:cx2="http://schemas.microsoft.com/office/drawing/2015/10/21/chartex" xmlns:cx3="http://schemas.microsoft.com/office/drawing/2016/5/9/chartex" xmlns:cx4="http://schemas.microsoft.com/office/drawing/2016/5/10/chartex" xmlns:cx5="http://schemas.microsoft.com/office/drawing/2016/5/11/chartex" xmlns:cx6="http://schemas.microsoft.com/office/drawing/2016/5/12/chartex" xmlns:cx7="http://schemas.microsoft.com/office/drawing/2016/5/13/chartex" xmlns:cx8="http://schemas.microsoft.com/office/drawing/2016/5/14/chartex" xmlns:mc="http://schemas.openxmlformats.org/markup-compatibility/2006" xmlns:aink="http://schemas.microsoft.com/office/drawing/2016/ink" xmlns:am3d="http://schemas.microsoft.com/office/drawing/2017/model3d" xmlns:o="urn:schemas-microsoft-com:office:office" xmlns:oel="http://schemas.microsoft.com/office/2019/extlst" xmlns:r="http://schemas.openxmlformats.org/officeDocument/2006/relationships" xmlns:m="http://schemas.openxmlformats.org/officeDocument/2006/math" xmlns:v="urn:schemas-microsoft-com:vml" xmlns:wp14="http://schemas.microsoft.com/office/word/2010/wordprocessingDrawing" xmlns:wp="http://schemas.openxmlformats.org/drawingml/2006/wordprocessingDrawing" xmlns:w10="urn:schemas-microsoft-com:office:word" xmlns:w="http://schemas.openxmlformats.org/wordprocessingml/2006/main" xmlns:w14="http://schemas.microsoft.com/office/word/2010/wordml" xmlns:w15="http://schemas.microsoft.com/office/word/2012/wordml" xmlns:w16cex="http://schemas.microsoft.com/office/word/2018/wordml/cex" xmlns:w16cid="http://schemas.microsoft.com/office/word/2016/wordml/cid" xmlns:w16="http://schemas.microsoft.com/office/word/2018/wordml" xmlns:w16du="http://schemas.microsoft.com/office/word/2023/wordml/word16du" xmlns:w16sdtdh="http://schemas.microsoft.com/office/word/2020/wordml/sdtdatahash" xmlns:w16sdtfl="http://schemas.microsoft.com/office/word/2024/wordml/sdtformatlock" xmlns:w16se="http://schemas.microsoft.com/office/word/2015/wordml/symex" xmlns:wpg="http://schemas.microsoft.com/office/word/2010/wordprocessingGroup" xmlns:wpi="http://schemas.microsoft.com/office/word/2010/wordprocessingInk" xmlns:wne="http://schemas.microsoft.com/office/word/2006/wordml" xmlns:wps="http://schemas.microsoft.com/office/word/2010/wordprocessingShape" mc:Ignorable="w14 w15 w16se w16cid w16 w16cex w16sdtdh w16sdtfl w16du wp14">
   <w:abstractNum w:abstractNumId="0" w15:restartNumberingAfterBreak="0">
     <w:nsid w:val="134E4917"/>
     <w:multiLevelType w:val="hybridMultilevel"/>
@@ -2286,7 +2098,7 @@
 </file>
 
 <file path=word/styles.xml><?xml version="1.0" encoding="utf-8"?>
-<w:styles xmlns:mc="http://schemas.openxmlformats.org/markup-compatibility/2006" xmlns:r="http://schemas.openxmlformats.org/officeDocument/2006/relationships" xmlns:w="http://schemas.openxmlformats.org/wordprocessingml/2006/main" xmlns:w14="http://schemas.microsoft.com/office/word/2010/wordml" xmlns:w15="http://schemas.microsoft.com/office/word/2012/wordml" xmlns:w16cex="http://schemas.microsoft.com/office/word/2018/wordml/cex" xmlns:w16cid="http://schemas.microsoft.com/office/word/2016/wordml/cid" xmlns:w16="http://schemas.microsoft.com/office/word/2018/wordml" xmlns:w16sdtdh="http://schemas.microsoft.com/office/word/2020/wordml/sdtdatahash" xmlns:w16se="http://schemas.microsoft.com/office/word/2015/wordml/symex" mc:Ignorable="w14 w15 w16se w16cid w16 w16cex w16sdtdh">
+<w:styles xmlns:mc="http://schemas.openxmlformats.org/markup-compatibility/2006" xmlns:r="http://schemas.openxmlformats.org/officeDocument/2006/relationships" xmlns:w="http://schemas.openxmlformats.org/wordprocessingml/2006/main" xmlns:w14="http://schemas.microsoft.com/office/word/2010/wordml" xmlns:w15="http://schemas.microsoft.com/office/word/2012/wordml" xmlns:w16cex="http://schemas.microsoft.com/office/word/2018/wordml/cex" xmlns:w16cid="http://schemas.microsoft.com/office/word/2016/wordml/cid" xmlns:w16="http://schemas.microsoft.com/office/word/2018/wordml" xmlns:w16du="http://schemas.microsoft.com/office/word/2023/wordml/word16du" xmlns:w16sdtdh="http://schemas.microsoft.com/office/word/2020/wordml/sdtdatahash" xmlns:w16sdtfl="http://schemas.microsoft.com/office/word/2024/wordml/sdtformatlock" xmlns:w16se="http://schemas.microsoft.com/office/word/2015/wordml/symex" mc:Ignorable="w14 w15 w16se w16cid w16 w16cex w16sdtdh w16sdtfl w16du">
   <w:docDefaults>
     <w:rPrDefault>
       <w:rPr>
